--- a/EXP-2/EXPERIMENT_2.24bai70124.docx
+++ b/EXP-2/EXPERIMENT_2.24bai70124.docx
@@ -13,74 +13,14 @@
           <w:u w:val="single"/>
         </w:rPr>
       </w:pPr>
-      <w:bookmarkStart w:id="0" w:name="_Hlk219967997"/>
-      <w:bookmarkEnd w:id="0"/>
-      <w:r>
-        <w:rPr>
-          <w:b/>
-          <w:bCs/>
+      <w:r>
+        <w:rPr>
           <w:noProof/>
           <w:sz w:val="34"/>
           <w:szCs w:val="34"/>
-          <w:u w:val="single"/>
         </w:rPr>
         <w:drawing>
-          <wp:inline distT="0" distB="0" distL="0" distR="0" wp14:anchorId="43855223" wp14:editId="0001D48C">
-            <wp:extent cx="5943600" cy="3962400"/>
-            <wp:effectExtent l="0" t="0" r="0" b="0"/>
-            <wp:docPr id="95263108" name="Picture 1"/>
-            <wp:cNvGraphicFramePr>
-              <a:graphicFrameLocks xmlns:a="http://schemas.openxmlformats.org/drawingml/2006/main" noChangeAspect="1"/>
-            </wp:cNvGraphicFramePr>
-            <a:graphic xmlns:a="http://schemas.openxmlformats.org/drawingml/2006/main">
-              <a:graphicData uri="http://schemas.openxmlformats.org/drawingml/2006/picture">
-                <pic:pic xmlns:pic="http://schemas.openxmlformats.org/drawingml/2006/picture">
-                  <pic:nvPicPr>
-                    <pic:cNvPr id="0" name="Picture 4"/>
-                    <pic:cNvPicPr>
-                      <a:picLocks noChangeAspect="1" noChangeArrowheads="1"/>
-                    </pic:cNvPicPr>
-                  </pic:nvPicPr>
-                  <pic:blipFill>
-                    <a:blip r:embed="rId5" cstate="print">
-                      <a:extLst>
-                        <a:ext uri="{28A0092B-C50C-407E-A947-70E740481C1C}">
-                          <a14:useLocalDpi xmlns:a14="http://schemas.microsoft.com/office/drawing/2010/main" val="0"/>
-                        </a:ext>
-                      </a:extLst>
-                    </a:blip>
-                    <a:srcRect/>
-                    <a:stretch>
-                      <a:fillRect/>
-                    </a:stretch>
-                  </pic:blipFill>
-                  <pic:spPr bwMode="auto">
-                    <a:xfrm>
-                      <a:off x="0" y="0"/>
-                      <a:ext cx="5943600" cy="3962400"/>
-                    </a:xfrm>
-                    <a:prstGeom prst="rect">
-                      <a:avLst/>
-                    </a:prstGeom>
-                    <a:noFill/>
-                    <a:ln>
-                      <a:noFill/>
-                    </a:ln>
-                  </pic:spPr>
-                </pic:pic>
-              </a:graphicData>
-            </a:graphic>
-          </wp:inline>
-        </w:drawing>
-      </w:r>
-      <w:r>
-        <w:rPr>
-          <w:noProof/>
-          <w:sz w:val="34"/>
-          <w:szCs w:val="34"/>
-        </w:rPr>
-        <w:drawing>
-          <wp:inline distT="0" distB="0" distL="0" distR="0" wp14:anchorId="6CB9507E" wp14:editId="2270460E">
+          <wp:inline distT="0" distB="0" distL="0" distR="0" wp14:anchorId="6CB9507E" wp14:editId="0E69F60C">
             <wp:extent cx="1653540" cy="2118995"/>
             <wp:effectExtent l="0" t="0" r="3810" b="0"/>
             <wp:docPr id="1017366124" name="Picture 2"/>
@@ -97,7 +37,7 @@
                     </pic:cNvPicPr>
                   </pic:nvPicPr>
                   <pic:blipFill>
-                    <a:blip r:embed="rId6">
+                    <a:blip r:embed="rId5">
                       <a:extLst>
                         <a:ext uri="{28A0092B-C50C-407E-A947-70E740481C1C}">
                           <a14:useLocalDpi xmlns:a14="http://schemas.microsoft.com/office/drawing/2010/main" val="0"/>
@@ -187,7 +127,7 @@
           <w:sz w:val="34"/>
           <w:szCs w:val="34"/>
         </w:rPr>
-        <w:t xml:space="preserve">Simran Chouhan            </w:t>
+        <w:t xml:space="preserve">Simran Chouhan          </w:t>
       </w:r>
       <w:r>
         <w:rPr>
@@ -304,7 +244,6 @@
           <w:szCs w:val="34"/>
           <w:u w:val="single"/>
         </w:rPr>
-        <w:lastRenderedPageBreak/>
         <w:t>SUBJECT CODE:</w:t>
       </w:r>
       <w:r>
@@ -312,7 +251,14 @@
           <w:sz w:val="34"/>
           <w:szCs w:val="34"/>
         </w:rPr>
-        <w:t>24CSH-298</w:t>
+        <w:t>24CS</w:t>
+      </w:r>
+      <w:r>
+        <w:rPr>
+          <w:sz w:val="34"/>
+          <w:szCs w:val="34"/>
+        </w:rPr>
+        <w:t>H-298</w:t>
       </w:r>
     </w:p>
     <w:p>
@@ -341,17 +287,14 @@
           <w:sz w:val="34"/>
           <w:szCs w:val="34"/>
         </w:rPr>
-        <w:t xml:space="preserve"> Mr .SHALABH BHATIA</w:t>
-      </w:r>
-      <w:r>
-        <w:rPr>
-          <w:b/>
-          <w:bCs/>
+        <w:t xml:space="preserve"> </w:t>
+      </w:r>
+      <w:r>
+        <w:rPr>
           <w:sz w:val="34"/>
           <w:szCs w:val="34"/>
-          <w:u w:val="single"/>
-        </w:rPr>
-        <w:br w:type="page"/>
+        </w:rPr>
+        <w:t>Mr Shalabh Bhatia</w:t>
       </w:r>
     </w:p>
     <w:p>
@@ -376,7 +319,6 @@
           <w:szCs w:val="34"/>
           <w:u w:val="single"/>
         </w:rPr>
-        <w:lastRenderedPageBreak/>
         <w:t>Lab Experiment 2</w:t>
       </w:r>
     </w:p>
@@ -396,8 +338,8 @@
           <w:u w:val="single"/>
         </w:rPr>
       </w:pPr>
-      <w:bookmarkStart w:id="1" w:name="_gwpvtv8518zp" w:colFirst="0" w:colLast="0"/>
-      <w:bookmarkEnd w:id="1"/>
+      <w:bookmarkStart w:id="0" w:name="_gwpvtv8518zp" w:colFirst="0" w:colLast="0"/>
+      <w:bookmarkEnd w:id="0"/>
       <w:r>
         <w:rPr>
           <w:b/>
@@ -496,8 +438,8 @@
           <w:szCs w:val="26"/>
         </w:rPr>
       </w:pPr>
-      <w:bookmarkStart w:id="2" w:name="_s5bdiqkfw4lq" w:colFirst="0" w:colLast="0"/>
-      <w:bookmarkEnd w:id="2"/>
+      <w:bookmarkStart w:id="1" w:name="_s5bdiqkfw4lq" w:colFirst="0" w:colLast="0"/>
+      <w:bookmarkEnd w:id="1"/>
       <w:r>
         <w:rPr>
           <w:b/>
@@ -518,6 +460,7 @@
         <w:spacing w:before="240"/>
       </w:pPr>
       <w:r>
+        <w:lastRenderedPageBreak/>
         <w:t>To practice writing SQL</w:t>
       </w:r>
       <w:r>
@@ -788,8 +731,8 @@
           <w:szCs w:val="26"/>
         </w:rPr>
       </w:pPr>
-      <w:bookmarkStart w:id="3" w:name="_j7qw9glu4kca" w:colFirst="0" w:colLast="0"/>
-      <w:bookmarkEnd w:id="3"/>
+      <w:bookmarkStart w:id="2" w:name="_j7qw9glu4kca" w:colFirst="0" w:colLast="0"/>
+      <w:bookmarkEnd w:id="2"/>
       <w:r>
         <w:rPr>
           <w:b/>
@@ -907,8 +850,8 @@
           <w:szCs w:val="36"/>
         </w:rPr>
       </w:pPr>
-      <w:bookmarkStart w:id="4" w:name="_wvjpmy2ilrks" w:colFirst="0" w:colLast="0"/>
-      <w:bookmarkEnd w:id="4"/>
+      <w:bookmarkStart w:id="3" w:name="_wvjpmy2ilrks" w:colFirst="0" w:colLast="0"/>
+      <w:bookmarkEnd w:id="3"/>
       <w:r>
         <w:rPr>
           <w:b/>
@@ -1107,6 +1050,7 @@
           </w:tcPr>
           <w:p>
             <w:r>
+              <w:lastRenderedPageBreak/>
               <w:t>emp_name</w:t>
             </w:r>
           </w:p>
@@ -1498,7 +1442,6 @@
           <w:b/>
           <w:bCs/>
         </w:rPr>
-        <w:lastRenderedPageBreak/>
         <w:t>WHERE</w:t>
       </w:r>
       <w:r>
@@ -1613,8 +1556,8 @@
           <w:szCs w:val="26"/>
         </w:rPr>
       </w:pPr>
-      <w:bookmarkStart w:id="5" w:name="_wqw7vjkd3kf1" w:colFirst="0" w:colLast="0"/>
-      <w:bookmarkEnd w:id="5"/>
+      <w:bookmarkStart w:id="4" w:name="_wqw7vjkd3kf1" w:colFirst="0" w:colLast="0"/>
+      <w:bookmarkEnd w:id="4"/>
       <w:r>
         <w:rPr>
           <w:b/>
@@ -1696,7 +1639,7 @@
                     <pic:cNvPicPr/>
                   </pic:nvPicPr>
                   <pic:blipFill>
-                    <a:blip r:embed="rId7"/>
+                    <a:blip r:embed="rId6"/>
                     <a:stretch>
                       <a:fillRect/>
                     </a:stretch>
@@ -1741,7 +1684,7 @@
                     </pic:cNvPicPr>
                   </pic:nvPicPr>
                   <pic:blipFill>
-                    <a:blip r:embed="rId8">
+                    <a:blip r:embed="rId7">
                       <a:extLst>
                         <a:ext uri="{28A0092B-C50C-407E-A947-70E740481C1C}">
                           <a14:useLocalDpi xmlns:a14="http://schemas.microsoft.com/office/drawing/2010/main" val="0"/>
@@ -1785,7 +1728,6 @@
         <w:rPr>
           <w:noProof/>
         </w:rPr>
-        <w:lastRenderedPageBreak/>
         <w:drawing>
           <wp:inline distT="0" distB="0" distL="0" distR="0" wp14:anchorId="762C5375" wp14:editId="69EE8F71">
             <wp:extent cx="5943600" cy="1767205"/>
@@ -1804,7 +1746,7 @@
                     </pic:cNvPicPr>
                   </pic:nvPicPr>
                   <pic:blipFill>
-                    <a:blip r:embed="rId9">
+                    <a:blip r:embed="rId8">
                       <a:extLst>
                         <a:ext uri="{28A0092B-C50C-407E-A947-70E740481C1C}">
                           <a14:useLocalDpi xmlns:a14="http://schemas.microsoft.com/office/drawing/2010/main" val="0"/>
@@ -1897,6 +1839,7 @@
         <w:spacing w:before="240"/>
       </w:pPr>
       <w:r>
+        <w:lastRenderedPageBreak/>
         <w:t>Filter records using the</w:t>
       </w:r>
       <w:r>
@@ -2041,7 +1984,7 @@
 <w:numbering xmlns:wpc="http://schemas.microsoft.com/office/word/2010/wordprocessingCanvas" xmlns:cx="http://schemas.microsoft.com/office/drawing/2014/chartex" xmlns:cx1="http://schemas.microsoft.com/office/drawing/2015/9/8/chartex" xmlns:cx2="http://schemas.microsoft.com/office/drawing/2015/10/21/chartex" xmlns:cx3="http://schemas.microsoft.com/office/drawing/2016/5/9/chartex" xmlns:cx4="http://schemas.microsoft.com/office/drawing/2016/5/10/chartex" xmlns:cx5="http://schemas.microsoft.com/office/drawing/2016/5/11/chartex" xmlns:cx6="http://schemas.microsoft.com/office/drawing/2016/5/12/chartex" xmlns:cx7="http://schemas.microsoft.com/office/drawing/2016/5/13/chartex" xmlns:cx8="http://schemas.microsoft.com/office/drawing/2016/5/14/chartex" xmlns:mc="http://schemas.openxmlformats.org/markup-compatibility/2006" xmlns:aink="http://schemas.microsoft.com/office/drawing/2016/ink" xmlns:am3d="http://schemas.microsoft.com/office/drawing/2017/model3d" xmlns:o="urn:schemas-microsoft-com:office:office" xmlns:oel="http://schemas.microsoft.com/office/2019/extlst" xmlns:r="http://schemas.openxmlformats.org/officeDocument/2006/relationships" xmlns:m="http://schemas.openxmlformats.org/officeDocument/2006/math" xmlns:v="urn:schemas-microsoft-com:vml" xmlns:wp14="http://schemas.microsoft.com/office/word/2010/wordprocessingDrawing" xmlns:wp="http://schemas.openxmlformats.org/drawingml/2006/wordprocessingDrawing" xmlns:w10="urn:schemas-microsoft-com:office:word" xmlns:w="http://schemas.openxmlformats.org/wordprocessingml/2006/main" xmlns:w14="http://schemas.microsoft.com/office/word/2010/wordml" xmlns:w15="http://schemas.microsoft.com/office/word/2012/wordml" xmlns:w16cex="http://schemas.microsoft.com/office/word/2018/wordml/cex" xmlns:w16cid="http://schemas.microsoft.com/office/word/2016/wordml/cid" xmlns:w16="http://schemas.microsoft.com/office/word/2018/wordml" xmlns:w16du="http://schemas.microsoft.com/office/word/2023/wordml/word16du" xmlns:w16sdtdh="http://schemas.microsoft.com/office/word/2020/wordml/sdtdatahash" xmlns:w16sdtfl="http://schemas.microsoft.com/office/word/2024/wordml/sdtformatlock" xmlns:w16se="http://schemas.microsoft.com/office/word/2015/wordml/symex" xmlns:wpg="http://schemas.microsoft.com/office/word/2010/wordprocessingGroup" xmlns:wpi="http://schemas.microsoft.com/office/word/2010/wordprocessingInk" xmlns:wne="http://schemas.microsoft.com/office/word/2006/wordml" xmlns:wps="http://schemas.microsoft.com/office/word/2010/wordprocessingShape" mc:Ignorable="w14 w15 w16se w16cid w16 w16cex w16sdtdh w16sdtfl w16du wp14">
   <w:numPicBullet w:numPicBulletId="0">
     <w:pict>
-      <v:rect w14:anchorId="43855223" id="_x0000_i1025" style="width:0;height:1.5pt" o:hralign="center" o:bullet="t" o:hrstd="t" o:hr="t" fillcolor="#a0a0a0" stroked="f"/>
+      <v:rect w14:anchorId="6CB9507E" id="_x0000_i1025" style="width:0;height:1.5pt" o:hralign="center" o:bullet="t" o:hrstd="t" o:hr="t" fillcolor="#a0a0a0" stroked="f"/>
     </w:pict>
   </w:numPicBullet>
   <w:abstractNum w:abstractNumId="0" w15:restartNumberingAfterBreak="0">
@@ -3285,6 +3228,7 @@
   <w:style w:type="character" w:default="1" w:styleId="DefaultParagraphFont">
     <w:name w:val="Default Paragraph Font"/>
     <w:uiPriority w:val="1"/>
+    <w:semiHidden/>
     <w:unhideWhenUsed/>
   </w:style>
   <w:style w:type="table" w:default="1" w:styleId="TableNormal">
